--- a/pr-preview/pr-213/chapters/notation-tracked-changes.docx
+++ b/pr-preview/pr-213/chapters/notation-tracked-changes.docx
@@ -16,7 +16,7 @@
       </w:pPr>
       <w:del w:id="1" w:author="PR Preview" w:date="2026-01-01T00:00:00Z">
         <w:r>
-          <w:delText xml:space="preserve">Last modified: 2026-10-15 22:11:04 (PDT)</w:delText>
+          <w:delText xml:space="preserve">Last modified: 2026-10-15 23:42:45 (PDT)</w:delText>
         </w:r>
       </w:del>
     </w:p>
@@ -26,7 +26,7 @@
       </w:pPr>
       <w:ins w:id="2" w:author="PR Preview" w:date="2026-01-01T00:00:00Z">
         <w:r>
-          <w:t xml:space="preserve">Last modified: 2026-10-15 23:21:43 (PDT)</w:t>
+          <w:t xml:space="preserve">Last modified: 2026-10-16 00:04:38 (PDT)</w:t>
         </w:r>
       </w:ins>
     </w:p>

--- a/pr-preview/pr-213/chapters/notation-tracked-changes.docx
+++ b/pr-preview/pr-213/chapters/notation-tracked-changes.docx
@@ -26,7 +26,7 @@
       </w:pPr>
       <w:ins w:id="2" w:author="PR Preview" w:date="2026-01-01T00:00:00Z">
         <w:r>
-          <w:t xml:space="preserve">Last modified: 2026-10-16 00:04:38 (PDT)</w:t>
+          <w:t xml:space="preserve">Last modified: 2026-10-16 00:10:54 (PDT)</w:t>
         </w:r>
       </w:ins>
     </w:p>

--- a/pr-preview/pr-213/chapters/notation-tracked-changes.docx
+++ b/pr-preview/pr-213/chapters/notation-tracked-changes.docx
@@ -26,7 +26,7 @@
       </w:pPr>
       <w:ins w:id="2" w:author="PR Preview" w:date="2026-01-01T00:00:00Z">
         <w:r>
-          <w:t xml:space="preserve">Last modified: 2026-10-16 00:10:54 (PDT)</w:t>
+          <w:t xml:space="preserve">Last modified: 2026-10-16 00:21:53 (PDT)</w:t>
         </w:r>
       </w:ins>
     </w:p>

--- a/pr-preview/pr-213/chapters/notation-tracked-changes.docx
+++ b/pr-preview/pr-213/chapters/notation-tracked-changes.docx
@@ -26,7 +26,7 @@
       </w:pPr>
       <w:ins w:id="2" w:author="PR Preview" w:date="2026-01-01T00:00:00Z">
         <w:r>
-          <w:t xml:space="preserve">Last modified: 2026-10-16 00:21:53 (PDT)</w:t>
+          <w:t xml:space="preserve">Last modified: 2026-10-16 00:27:15 (PDT)</w:t>
         </w:r>
       </w:ins>
     </w:p>

--- a/pr-preview/pr-213/chapters/notation-tracked-changes.docx
+++ b/pr-preview/pr-213/chapters/notation-tracked-changes.docx
@@ -26,7 +26,7 @@
       </w:pPr>
       <w:ins w:id="2" w:author="PR Preview" w:date="2026-01-01T00:00:00Z">
         <w:r>
-          <w:t xml:space="preserve">Last modified: 2026-10-16 00:27:15 (PDT)</w:t>
+          <w:t xml:space="preserve">Last modified: 2026-10-16 00:38:59 (PDT)</w:t>
         </w:r>
       </w:ins>
     </w:p>

--- a/pr-preview/pr-213/chapters/notation-tracked-changes.docx
+++ b/pr-preview/pr-213/chapters/notation-tracked-changes.docx
@@ -26,7 +26,7 @@
       </w:pPr>
       <w:ins w:id="2" w:author="PR Preview" w:date="2026-01-01T00:00:00Z">
         <w:r>
-          <w:t xml:space="preserve">Last modified: 2026-10-16 00:38:59 (PDT)</w:t>
+          <w:t xml:space="preserve">Last modified: 2026-10-16 00:47:33 (PDT)</w:t>
         </w:r>
       </w:ins>
     </w:p>

--- a/pr-preview/pr-213/chapters/notation-tracked-changes.docx
+++ b/pr-preview/pr-213/chapters/notation-tracked-changes.docx
@@ -16,7 +16,7 @@
       </w:pPr>
       <w:del w:id="1" w:author="PR Preview" w:date="2026-01-01T00:00:00Z">
         <w:r>
-          <w:delText xml:space="preserve">Last modified: 2026-10-15 23:42:45 (PDT)</w:delText>
+          <w:delText xml:space="preserve">Last modified: 2026-10-16 05:04:39 (PDT)</w:delText>
         </w:r>
       </w:del>
     </w:p>
@@ -26,7 +26,7 @@
       </w:pPr>
       <w:ins w:id="2" w:author="PR Preview" w:date="2026-01-01T00:00:00Z">
         <w:r>
-          <w:t xml:space="preserve">Last modified: 2026-10-16 00:47:33 (PDT)</w:t>
+          <w:t xml:space="preserve">Last modified: 2026-10-16 05:05:17 (PDT)</w:t>
         </w:r>
       </w:ins>
     </w:p>
@@ -7640,13 +7640,13 @@
       </w:r>
     </w:p>
     <w:bookmarkEnd w:id="31"/>
-    <w:bookmarkStart w:id="34" w:name="matching-names-and-notation"/>
+    <w:bookmarkStart w:id="33" w:name="random-variables-and-their-values"/>
     <w:p>
       <w:pPr>
         <w:pStyle w:val="Heading2"/>
       </w:pPr>
       <w:r>
-        <w:t xml:space="preserve">5 Matching names and notation</w:t>
+        <w:t xml:space="preserve">5 Random variables and their values</w:t>
       </w:r>
     </w:p>
     <w:p>
@@ -7654,6 +7654,1027 @@
         <w:pStyle w:val="FirstParagraph"/>
       </w:pPr>
       <w:r>
+        <w:t xml:space="preserve">A random variable and a value that it takes are different objects.</w:t>
+      </w:r>
+      <w:r>
+        <w:t xml:space="preserve"> </w:t>
+      </w:r>
+      <w:r>
+        <w:t xml:space="preserve">Before the data are collected, the outcome is a random variable;</w:t>
+      </w:r>
+      <w:r>
+        <w:t xml:space="preserve"> </w:t>
+      </w:r>
+      <w:r>
+        <w:t xml:space="preserve">after, it is a number.</w:t>
+      </w:r>
+      <w:r>
+        <w:t xml:space="preserve"> </w:t>
+      </w:r>
+      <w:r>
+        <w:t xml:space="preserve">Statements about the two have different meanings.</w:t>
+      </w:r>
+      <w:r>
+        <w:t xml:space="preserve"> </w:t>
+      </w:r>
+      <w:r>
+        <w:t xml:space="preserve">Write them with different symbols.</w:t>
+      </w:r>
+    </w:p>
+    <w:p>
+      <w:pPr>
+        <w:pStyle w:val="BodyText"/>
+      </w:pPr>
+      <w:r>
+        <w:t xml:space="preserve">Use a capital letter for the random variable</w:t>
+      </w:r>
+      <w:r>
+        <w:t xml:space="preserve"> </w:t>
+      </w:r>
+      <w:r>
+        <w:t xml:space="preserve">and the matching lowercase letter for a value that it takes:</w:t>
+      </w:r>
+    </w:p>
+    <w:p>
+      <w:pPr>
+        <w:pStyle w:val="Compact"/>
+        <w:numPr>
+          <w:ilvl w:val="0"/>
+          <w:numId w:val="1007"/>
+        </w:numPr>
+      </w:pPr>
+      <m:oMath>
+        <m:r>
+          <m:t>Y</m:t>
+        </m:r>
+      </m:oMath>
+      <w:r>
+        <w:t xml:space="preserve"> </w:t>
+      </w:r>
+      <w:r>
+        <w:t xml:space="preserve">is the random variable, such as the outcome of a coin flip before the flip;</w:t>
+      </w:r>
+    </w:p>
+    <w:p>
+      <w:pPr>
+        <w:pStyle w:val="Compact"/>
+        <w:numPr>
+          <w:ilvl w:val="0"/>
+          <w:numId w:val="1007"/>
+        </w:numPr>
+      </w:pPr>
+      <m:oMath>
+        <m:r>
+          <m:t>y</m:t>
+        </m:r>
+      </m:oMath>
+      <w:r>
+        <w:t xml:space="preserve"> </w:t>
+      </w:r>
+      <w:r>
+        <w:t xml:space="preserve">is one value of</w:t>
+      </w:r>
+      <w:r>
+        <w:t xml:space="preserve"> </w:t>
+      </w:r>
+      <m:oMath>
+        <m:r>
+          <m:t>Y</m:t>
+        </m:r>
+      </m:oMath>
+      <w:r>
+        <w:t xml:space="preserve">, such as 1 after the flip lands heads;</w:t>
+      </w:r>
+    </w:p>
+    <w:p>
+      <w:pPr>
+        <w:pStyle w:val="Compact"/>
+        <w:numPr>
+          <w:ilvl w:val="0"/>
+          <w:numId w:val="1007"/>
+        </w:numPr>
+      </w:pPr>
+      <m:oMath>
+        <m:sSub>
+          <m:e>
+            <m:r>
+              <m:t>Y</m:t>
+            </m:r>
+          </m:e>
+          <m:sub>
+            <m:r>
+              <m:t>i</m:t>
+            </m:r>
+          </m:sub>
+        </m:sSub>
+      </m:oMath>
+      <w:r>
+        <w:t xml:space="preserve"> </w:t>
+      </w:r>
+      <w:r>
+        <w:t xml:space="preserve">is the random variable for the</w:t>
+      </w:r>
+      <w:r>
+        <w:t xml:space="preserve"> </w:t>
+      </w:r>
+      <m:oMath>
+        <m:r>
+          <m:t>i</m:t>
+        </m:r>
+      </m:oMath>
+      <w:r>
+        <w:t xml:space="preserve">-th observation;</w:t>
+      </w:r>
+    </w:p>
+    <w:p>
+      <w:pPr>
+        <w:pStyle w:val="Compact"/>
+        <w:numPr>
+          <w:ilvl w:val="0"/>
+          <w:numId w:val="1007"/>
+        </w:numPr>
+      </w:pPr>
+      <m:oMath>
+        <m:sSub>
+          <m:e>
+            <m:r>
+              <m:t>y</m:t>
+            </m:r>
+          </m:e>
+          <m:sub>
+            <m:r>
+              <m:t>i</m:t>
+            </m:r>
+          </m:sub>
+        </m:sSub>
+      </m:oMath>
+      <w:r>
+        <w:t xml:space="preserve"> </w:t>
+      </w:r>
+      <w:r>
+        <w:t xml:space="preserve">is that observation’s observed value.</w:t>
+      </w:r>
+    </w:p>
+    <w:p>
+      <w:pPr>
+        <w:pStyle w:val="FirstParagraph"/>
+      </w:pPr>
+      <w:r>
+        <w:t xml:space="preserve">State the convention where you first use the symbols.</w:t>
+      </w:r>
+      <w:r>
+        <w:t xml:space="preserve"> </w:t>
+      </w:r>
+      <w:r>
+        <w:t xml:space="preserve">Keep it in every later section.</w:t>
+      </w:r>
+      <w:r>
+        <w:t xml:space="preserve"> </w:t>
+      </w:r>
+      <w:r>
+        <w:t xml:space="preserve">Do not switch between</w:t>
+      </w:r>
+      <w:r>
+        <w:t xml:space="preserve"> </w:t>
+      </w:r>
+      <m:oMath>
+        <m:sSub>
+          <m:e>
+            <m:r>
+              <m:t>Y</m:t>
+            </m:r>
+          </m:e>
+          <m:sub>
+            <m:r>
+              <m:t>i</m:t>
+            </m:r>
+          </m:sub>
+        </m:sSub>
+      </m:oMath>
+      <w:r>
+        <w:t xml:space="preserve"> </w:t>
+      </w:r>
+      <w:r>
+        <w:t xml:space="preserve">and</w:t>
+      </w:r>
+      <w:r>
+        <w:t xml:space="preserve"> </w:t>
+      </w:r>
+      <m:oMath>
+        <m:sSub>
+          <m:e>
+            <m:r>
+              <m:t>y</m:t>
+            </m:r>
+          </m:e>
+          <m:sub>
+            <m:r>
+              <m:t>i</m:t>
+            </m:r>
+          </m:sub>
+        </m:sSub>
+      </m:oMath>
+      <w:r>
+        <w:t xml:space="preserve"> </w:t>
+      </w:r>
+      <w:r>
+        <w:t xml:space="preserve">for the same quantity</w:t>
+      </w:r>
+      <w:r>
+        <w:t xml:space="preserve"> </w:t>
+      </w:r>
+      <w:r>
+        <w:t xml:space="preserve">unless the meaning changes from</w:t>
+      </w:r>
+      <w:r>
+        <w:t xml:space="preserve"> </w:t>
+      </w:r>
+      <w:r>
+        <w:t xml:space="preserve">“before the data”</w:t>
+      </w:r>
+      <w:r>
+        <w:t xml:space="preserve"> </w:t>
+      </w:r>
+      <w:r>
+        <w:t xml:space="preserve">to</w:t>
+      </w:r>
+      <w:r>
+        <w:t xml:space="preserve"> </w:t>
+      </w:r>
+      <w:r>
+        <w:t xml:space="preserve">“after the data”</w:t>
+      </w:r>
+      <w:r>
+        <w:t xml:space="preserve">.</w:t>
+      </w:r>
+    </w:p>
+    <w:bookmarkStart w:id="32" w:name="exm-random-variable-vs-value"/>
+    <w:p>
+      <w:pPr>
+        <w:pStyle w:val="BodyText"/>
+      </w:pPr>
+      <w:r>
+        <w:rPr>
+          <w:b/>
+          <w:bCs/>
+        </w:rPr>
+        <w:t xml:space="preserve">Example 8 (Writing a random variable and its value)</w:t>
+      </w:r>
+      <w:r>
+        <w:t xml:space="preserve"> </w:t>
+      </w:r>
+      <w:r>
+        <w:t xml:space="preserve"> </w:t>
+      </w:r>
+    </w:p>
+    <w:p>
+      <w:pPr>
+        <w:pStyle w:val="BlockText"/>
+      </w:pPr>
+      <w:r>
+        <w:t xml:space="preserve">❌ The probability that</w:t>
+      </w:r>
+      <w:r>
+        <w:t xml:space="preserve"> </w:t>
+      </w:r>
+      <m:oMath>
+        <m:sSub>
+          <m:e>
+            <m:r>
+              <m:t>y</m:t>
+            </m:r>
+          </m:e>
+          <m:sub>
+            <m:r>
+              <m:t>i</m:t>
+            </m:r>
+          </m:sub>
+        </m:sSub>
+      </m:oMath>
+      <w:r>
+        <w:t xml:space="preserve"> </w:t>
+      </w:r>
+      <w:r>
+        <w:t xml:space="preserve">exceeds 3 is</w:t>
+      </w:r>
+      <w:r>
+        <w:t xml:space="preserve"> </w:t>
+      </w:r>
+      <m:oMath>
+        <m:r>
+          <m:t>0.2</m:t>
+        </m:r>
+      </m:oMath>
+      <w:r>
+        <w:t xml:space="preserve">.</w:t>
+      </w:r>
+    </w:p>
+    <w:p>
+      <w:pPr>
+        <w:pStyle w:val="BlockText"/>
+      </w:pPr>
+      <w:r>
+        <w:t xml:space="preserve">✅ The probability that</w:t>
+      </w:r>
+      <w:r>
+        <w:t xml:space="preserve"> </w:t>
+      </w:r>
+      <m:oMath>
+        <m:sSub>
+          <m:e>
+            <m:r>
+              <m:t>Y</m:t>
+            </m:r>
+          </m:e>
+          <m:sub>
+            <m:r>
+              <m:t>i</m:t>
+            </m:r>
+          </m:sub>
+        </m:sSub>
+      </m:oMath>
+      <w:r>
+        <w:t xml:space="preserve"> </w:t>
+      </w:r>
+      <w:r>
+        <w:t xml:space="preserve">exceeds 3 is</w:t>
+      </w:r>
+      <w:r>
+        <w:t xml:space="preserve"> </w:t>
+      </w:r>
+      <m:oMath>
+        <m:r>
+          <m:t>0.2</m:t>
+        </m:r>
+      </m:oMath>
+      <w:r>
+        <w:t xml:space="preserve">.</w:t>
+      </w:r>
+    </w:p>
+    <w:p>
+      <w:pPr>
+        <w:pStyle w:val="BlockText"/>
+      </w:pPr>
+      <w:r>
+        <w:t xml:space="preserve">❌ The sample mean of the</w:t>
+      </w:r>
+      <w:r>
+        <w:t xml:space="preserve"> </w:t>
+      </w:r>
+      <m:oMath>
+        <m:sSub>
+          <m:e>
+            <m:r>
+              <m:t>Y</m:t>
+            </m:r>
+          </m:e>
+          <m:sub>
+            <m:r>
+              <m:t>i</m:t>
+            </m:r>
+          </m:sub>
+        </m:sSub>
+      </m:oMath>
+      <w:r>
+        <w:t xml:space="preserve"> </w:t>
+      </w:r>
+      <w:r>
+        <w:t xml:space="preserve">is 2.4.</w:t>
+      </w:r>
+    </w:p>
+    <w:p>
+      <w:pPr>
+        <w:pStyle w:val="BlockText"/>
+      </w:pPr>
+      <w:r>
+        <w:t xml:space="preserve">✅ The sample mean of the</w:t>
+      </w:r>
+      <w:r>
+        <w:t xml:space="preserve"> </w:t>
+      </w:r>
+      <m:oMath>
+        <m:sSub>
+          <m:e>
+            <m:r>
+              <m:t>y</m:t>
+            </m:r>
+          </m:e>
+          <m:sub>
+            <m:r>
+              <m:t>i</m:t>
+            </m:r>
+          </m:sub>
+        </m:sSub>
+      </m:oMath>
+      <w:r>
+        <w:t xml:space="preserve"> </w:t>
+      </w:r>
+      <w:r>
+        <w:t xml:space="preserve">is 2.4.</w:t>
+      </w:r>
+    </w:p>
+    <w:p>
+      <w:pPr>
+        <w:pStyle w:val="FirstParagraph"/>
+      </w:pPr>
+      <w:r>
+        <w:t xml:space="preserve">A probability is a statement about a random variable.</w:t>
+      </w:r>
+      <w:r>
+        <w:t xml:space="preserve"> </w:t>
+      </w:r>
+      <w:r>
+        <w:t xml:space="preserve">The ❌ version of the first pair puts a fixed number</w:t>
+      </w:r>
+      <w:r>
+        <w:t xml:space="preserve"> </w:t>
+      </w:r>
+      <w:r>
+        <w:t xml:space="preserve">where a quantity that can vary belongs.</w:t>
+      </w:r>
+      <w:r>
+        <w:t xml:space="preserve"> </w:t>
+      </w:r>
+      <w:r>
+        <w:t xml:space="preserve">An observed number has no probability of exceeding 3.</w:t>
+      </w:r>
+      <w:r>
+        <w:t xml:space="preserve"> </w:t>
+      </w:r>
+      <w:r>
+        <w:t xml:space="preserve">The second pair has the reverse mistake.</w:t>
+      </w:r>
+      <w:r>
+        <w:t xml:space="preserve"> </w:t>
+      </w:r>
+      <w:r>
+        <w:t xml:space="preserve">A sample mean of 2.4 is a number computed from observed values.</w:t>
+      </w:r>
+      <w:r>
+        <w:t xml:space="preserve"> </w:t>
+      </w:r>
+      <w:r>
+        <w:t xml:space="preserve">The ❌ version attributes it to the random variables.</w:t>
+      </w:r>
+      <w:r>
+        <w:t xml:space="preserve"> </w:t>
+      </w:r>
+      <w:r>
+        <w:t xml:space="preserve">The sample mean of the random variables,</w:t>
+      </w:r>
+      <w:r>
+        <w:t xml:space="preserve"> </w:t>
+      </w:r>
+      <m:oMath>
+        <m:acc>
+          <m:accPr>
+            <m:chr m:val="‾"/>
+          </m:accPr>
+          <m:e>
+            <m:r>
+              <m:t>Y</m:t>
+            </m:r>
+          </m:e>
+        </m:acc>
+      </m:oMath>
+      <w:r>
+        <w:t xml:space="preserve">, is itself a random variable.</w:t>
+      </w:r>
+    </w:p>
+    <w:bookmarkEnd w:id="32"/>
+    <w:p>
+      <w:pPr>
+        <w:pStyle w:val="BodyText"/>
+      </w:pPr>
+      <w:r>
+        <w:t xml:space="preserve">Match the notation to the claim:</w:t>
+      </w:r>
+    </w:p>
+    <w:p>
+      <w:pPr>
+        <w:pStyle w:val="Compact"/>
+        <w:numPr>
+          <w:ilvl w:val="0"/>
+          <w:numId w:val="1008"/>
+        </w:numPr>
+      </w:pPr>
+      <w:r>
+        <w:t xml:space="preserve">Write</w:t>
+      </w:r>
+      <w:r>
+        <w:t xml:space="preserve"> </w:t>
+      </w:r>
+      <m:oMath>
+        <m:r>
+          <m:rPr>
+            <m:sty m:val="p"/>
+          </m:rPr>
+          <m:t>Pr</m:t>
+        </m:r>
+        <m:r>
+          <m:rPr>
+            <m:sty m:val="p"/>
+          </m:rPr>
+          <m:t>(</m:t>
+        </m:r>
+        <m:r>
+          <m:t>Y</m:t>
+        </m:r>
+        <m:r>
+          <m:rPr>
+            <m:sty m:val="p"/>
+          </m:rPr>
+          <m:t>≤</m:t>
+        </m:r>
+        <m:r>
+          <m:t>y</m:t>
+        </m:r>
+        <m:r>
+          <m:rPr>
+            <m:sty m:val="p"/>
+          </m:rPr>
+          <m:t>)</m:t>
+        </m:r>
+      </m:oMath>
+      <w:r>
+        <w:t xml:space="preserve"> </w:t>
+      </w:r>
+      <w:r>
+        <w:t xml:space="preserve">for a probability,</w:t>
+      </w:r>
+      <w:r>
+        <w:t xml:space="preserve"> </w:t>
+      </w:r>
+      <w:r>
+        <w:t xml:space="preserve">with the random variable on the left of the inequality</w:t>
+      </w:r>
+      <w:r>
+        <w:t xml:space="preserve"> </w:t>
+      </w:r>
+      <w:r>
+        <w:t xml:space="preserve">and the value on the right.</w:t>
+      </w:r>
+    </w:p>
+    <w:p>
+      <w:pPr>
+        <w:pStyle w:val="Compact"/>
+        <w:numPr>
+          <w:ilvl w:val="0"/>
+          <w:numId w:val="1008"/>
+        </w:numPr>
+      </w:pPr>
+      <w:r>
+        <w:t xml:space="preserve">Write</w:t>
+      </w:r>
+      <w:r>
+        <w:t xml:space="preserve"> </w:t>
+      </w:r>
+      <m:oMath>
+        <m:r>
+          <m:rPr>
+            <m:nor/>
+            <m:sty m:val="p"/>
+          </m:rPr>
+          <m:t>E</m:t>
+        </m:r>
+        <m:r>
+          <m:rPr>
+            <m:sty m:val="p"/>
+          </m:rPr>
+          <m:t>[</m:t>
+        </m:r>
+        <m:r>
+          <m:t>Y</m:t>
+        </m:r>
+        <m:r>
+          <m:rPr>
+            <m:sty m:val="p"/>
+          </m:rPr>
+          <m:t>]</m:t>
+        </m:r>
+      </m:oMath>
+      <w:r>
+        <w:t xml:space="preserve"> </w:t>
+      </w:r>
+      <w:r>
+        <w:t xml:space="preserve">and</w:t>
+      </w:r>
+      <w:r>
+        <w:t xml:space="preserve"> </w:t>
+      </w:r>
+      <m:oMath>
+        <m:r>
+          <m:rPr>
+            <m:nor/>
+            <m:sty m:val="p"/>
+          </m:rPr>
+          <m:t>Var</m:t>
+        </m:r>
+        <m:r>
+          <m:rPr>
+            <m:sty m:val="p"/>
+          </m:rPr>
+          <m:t>(</m:t>
+        </m:r>
+        <m:r>
+          <m:t>Y</m:t>
+        </m:r>
+        <m:r>
+          <m:rPr>
+            <m:sty m:val="p"/>
+          </m:rPr>
+          <m:t>)</m:t>
+        </m:r>
+      </m:oMath>
+      <w:r>
+        <w:t xml:space="preserve"> </w:t>
+      </w:r>
+      <w:r>
+        <w:t xml:space="preserve">for the mean and variance</w:t>
+      </w:r>
+      <w:r>
+        <w:t xml:space="preserve"> </w:t>
+      </w:r>
+      <w:r>
+        <w:t xml:space="preserve">of a random variable,</w:t>
+      </w:r>
+      <w:r>
+        <w:t xml:space="preserve"> </w:t>
+      </w:r>
+      <w:r>
+        <w:t xml:space="preserve">never</w:t>
+      </w:r>
+      <w:r>
+        <w:t xml:space="preserve"> </w:t>
+      </w:r>
+      <m:oMath>
+        <m:r>
+          <m:rPr>
+            <m:nor/>
+            <m:sty m:val="p"/>
+          </m:rPr>
+          <m:t>E</m:t>
+        </m:r>
+        <m:r>
+          <m:rPr>
+            <m:sty m:val="p"/>
+          </m:rPr>
+          <m:t>[</m:t>
+        </m:r>
+        <m:r>
+          <m:t>y</m:t>
+        </m:r>
+        <m:r>
+          <m:rPr>
+            <m:sty m:val="p"/>
+          </m:rPr>
+          <m:t>]</m:t>
+        </m:r>
+      </m:oMath>
+      <w:r>
+        <w:t xml:space="preserve"> </w:t>
+      </w:r>
+      <w:r>
+        <w:t xml:space="preserve">or</w:t>
+      </w:r>
+      <w:r>
+        <w:t xml:space="preserve"> </w:t>
+      </w:r>
+      <m:oMath>
+        <m:r>
+          <m:rPr>
+            <m:nor/>
+            <m:sty m:val="p"/>
+          </m:rPr>
+          <m:t>Var</m:t>
+        </m:r>
+        <m:r>
+          <m:rPr>
+            <m:sty m:val="p"/>
+          </m:rPr>
+          <m:t>(</m:t>
+        </m:r>
+        <m:r>
+          <m:t>y</m:t>
+        </m:r>
+        <m:r>
+          <m:rPr>
+            <m:sty m:val="p"/>
+          </m:rPr>
+          <m:t>)</m:t>
+        </m:r>
+      </m:oMath>
+      <w:r>
+        <w:t xml:space="preserve"> </w:t>
+      </w:r>
+      <w:r>
+        <w:t xml:space="preserve">for an observed value.</w:t>
+      </w:r>
+    </w:p>
+    <w:p>
+      <w:pPr>
+        <w:pStyle w:val="Compact"/>
+        <w:numPr>
+          <w:ilvl w:val="0"/>
+          <w:numId w:val="1008"/>
+        </w:numPr>
+      </w:pPr>
+      <w:r>
+        <w:t xml:space="preserve">Write a statistic computed from observed values with lowercase letters,</w:t>
+      </w:r>
+      <w:r>
+        <w:t xml:space="preserve"> </w:t>
+      </w:r>
+      <w:r>
+        <w:t xml:space="preserve">as in</w:t>
+      </w:r>
+      <w:r>
+        <w:t xml:space="preserve"> </w:t>
+      </w:r>
+      <m:oMath>
+        <m:acc>
+          <m:accPr>
+            <m:chr m:val="‾"/>
+          </m:accPr>
+          <m:e>
+            <m:r>
+              <m:t>y</m:t>
+            </m:r>
+          </m:e>
+        </m:acc>
+        <m:r>
+          <m:rPr>
+            <m:sty m:val="p"/>
+          </m:rPr>
+          <m:t>=</m:t>
+        </m:r>
+        <m:f>
+          <m:fPr>
+            <m:type m:val="bar"/>
+          </m:fPr>
+          <m:num>
+            <m:r>
+              <m:t>1</m:t>
+            </m:r>
+          </m:num>
+          <m:den>
+            <m:r>
+              <m:t>n</m:t>
+            </m:r>
+          </m:den>
+        </m:f>
+        <m:nary>
+          <m:naryPr>
+            <m:chr m:val="∑"/>
+            <m:limLoc m:val="undOvr"/>
+            <m:subHide m:val="off"/>
+            <m:supHide m:val="off"/>
+          </m:naryPr>
+          <m:sub>
+            <m:r>
+              <m:t>i</m:t>
+            </m:r>
+            <m:r>
+              <m:rPr>
+                <m:sty m:val="p"/>
+              </m:rPr>
+              <m:t>=</m:t>
+            </m:r>
+            <m:r>
+              <m:t>1</m:t>
+            </m:r>
+          </m:sub>
+          <m:sup>
+            <m:r>
+              <m:t>n</m:t>
+            </m:r>
+          </m:sup>
+          <m:e>
+            <m:sSub>
+              <m:e>
+                <m:r>
+                  <m:t>y</m:t>
+                </m:r>
+              </m:e>
+              <m:sub>
+                <m:r>
+                  <m:t>i</m:t>
+                </m:r>
+              </m:sub>
+            </m:sSub>
+          </m:e>
+        </m:nary>
+      </m:oMath>
+      <w:r>
+        <w:t xml:space="preserve">,</w:t>
+      </w:r>
+      <w:r>
+        <w:t xml:space="preserve"> </w:t>
+      </w:r>
+      <w:r>
+        <w:t xml:space="preserve">and the same statistic as a random variable with capitals,</w:t>
+      </w:r>
+      <w:r>
+        <w:t xml:space="preserve"> </w:t>
+      </w:r>
+      <m:oMath>
+        <m:acc>
+          <m:accPr>
+            <m:chr m:val="‾"/>
+          </m:accPr>
+          <m:e>
+            <m:r>
+              <m:t>Y</m:t>
+            </m:r>
+          </m:e>
+        </m:acc>
+        <m:r>
+          <m:rPr>
+            <m:sty m:val="p"/>
+          </m:rPr>
+          <m:t>=</m:t>
+        </m:r>
+        <m:f>
+          <m:fPr>
+            <m:type m:val="bar"/>
+          </m:fPr>
+          <m:num>
+            <m:r>
+              <m:t>1</m:t>
+            </m:r>
+          </m:num>
+          <m:den>
+            <m:r>
+              <m:t>n</m:t>
+            </m:r>
+          </m:den>
+        </m:f>
+        <m:nary>
+          <m:naryPr>
+            <m:chr m:val="∑"/>
+            <m:limLoc m:val="undOvr"/>
+            <m:subHide m:val="off"/>
+            <m:supHide m:val="off"/>
+          </m:naryPr>
+          <m:sub>
+            <m:r>
+              <m:t>i</m:t>
+            </m:r>
+            <m:r>
+              <m:rPr>
+                <m:sty m:val="p"/>
+              </m:rPr>
+              <m:t>=</m:t>
+            </m:r>
+            <m:r>
+              <m:t>1</m:t>
+            </m:r>
+          </m:sub>
+          <m:sup>
+            <m:r>
+              <m:t>n</m:t>
+            </m:r>
+          </m:sup>
+          <m:e>
+            <m:sSub>
+              <m:e>
+                <m:r>
+                  <m:t>Y</m:t>
+                </m:r>
+              </m:e>
+              <m:sub>
+                <m:r>
+                  <m:t>i</m:t>
+                </m:r>
+              </m:sub>
+            </m:sSub>
+          </m:e>
+        </m:nary>
+      </m:oMath>
+      <w:r>
+        <w:t xml:space="preserve">.</w:t>
+      </w:r>
+      <w:r>
+        <w:t xml:space="preserve"> </w:t>
+      </w:r>
+      <w:r>
+        <w:t xml:space="preserve">The first is a number, such as 2.4.</w:t>
+      </w:r>
+      <w:r>
+        <w:t xml:space="preserve"> </w:t>
+      </w:r>
+      <w:r>
+        <w:t xml:space="preserve">The second has a sampling distribution.</w:t>
+      </w:r>
+    </w:p>
+    <w:p>
+      <w:pPr>
+        <w:pStyle w:val="FirstParagraph"/>
+      </w:pPr>
+      <w:r>
+        <w:t xml:space="preserve">Some fields reserve capital letters for matrices,</w:t>
+      </w:r>
+      <w:r>
+        <w:t xml:space="preserve"> </w:t>
+      </w:r>
+      <w:r>
+        <w:t xml:space="preserve">or use the same letter for a random variable and its value.</w:t>
+      </w:r>
+      <w:r>
+        <w:t xml:space="preserve"> </w:t>
+      </w:r>
+      <w:r>
+        <w:t xml:space="preserve">In that case, say so where you introduce the symbols.</w:t>
+      </w:r>
+      <w:r>
+        <w:t xml:space="preserve"> </w:t>
+      </w:r>
+      <w:r>
+        <w:t xml:space="preserve">Add a word that tells the reader which meaning applies,</w:t>
+      </w:r>
+      <w:r>
+        <w:t xml:space="preserve"> </w:t>
+      </w:r>
+      <w:r>
+        <w:t xml:space="preserve">such as</w:t>
+      </w:r>
+      <w:r>
+        <w:t xml:space="preserve"> </w:t>
+      </w:r>
+      <w:r>
+        <w:t xml:space="preserve">“the random variable</w:t>
+      </w:r>
+      <w:r>
+        <w:t xml:space="preserve"> </w:t>
+      </w:r>
+      <m:oMath>
+        <m:sSub>
+          <m:e>
+            <m:r>
+              <m:t>Y</m:t>
+            </m:r>
+          </m:e>
+          <m:sub>
+            <m:r>
+              <m:t>i</m:t>
+            </m:r>
+          </m:sub>
+        </m:sSub>
+      </m:oMath>
+      <w:r>
+        <w:t xml:space="preserve">”</w:t>
+      </w:r>
+      <w:r>
+        <w:t xml:space="preserve"> </w:t>
+      </w:r>
+      <w:r>
+        <w:t xml:space="preserve">or</w:t>
+      </w:r>
+      <w:r>
+        <w:t xml:space="preserve"> </w:t>
+      </w:r>
+      <w:r>
+        <w:t xml:space="preserve">“the observed value</w:t>
+      </w:r>
+      <w:r>
+        <w:t xml:space="preserve"> </w:t>
+      </w:r>
+      <m:oMath>
+        <m:sSub>
+          <m:e>
+            <m:r>
+              <m:t>y</m:t>
+            </m:r>
+          </m:e>
+          <m:sub>
+            <m:r>
+              <m:t>i</m:t>
+            </m:r>
+          </m:sub>
+        </m:sSub>
+      </m:oMath>
+      <w:r>
+        <w:t xml:space="preserve">”</w:t>
+      </w:r>
+      <w:r>
+        <w:t xml:space="preserve">.</w:t>
+      </w:r>
+    </w:p>
+    <w:bookmarkEnd w:id="33"/>
+    <w:bookmarkStart w:id="36" w:name="matching-names-and-notation"/>
+    <w:p>
+      <w:pPr>
+        <w:pStyle w:val="Heading2"/>
+      </w:pPr>
+      <w:r>
+        <w:t xml:space="preserve">6 Matching names and notation</w:t>
+      </w:r>
+    </w:p>
+    <w:p>
+      <w:pPr>
+        <w:pStyle w:val="FirstParagraph"/>
+      </w:pPr>
+      <w:r>
         <w:t xml:space="preserve">A name and its notation must describe the same object.</w:t>
       </w:r>
       <w:r>
@@ -7751,7 +8772,7 @@
       <w:r>
         <w:t xml:space="preserve"> </w:t>
       </w:r>
-      <w:hyperlink r:id="rId32">
+      <w:hyperlink r:id="rId34">
         <w:r>
           <w:rPr>
             <w:rStyle w:val="Hyperlink"/>
@@ -7763,7 +8784,7 @@
         <w:t xml:space="preserve">).</w:t>
       </w:r>
     </w:p>
-    <w:bookmarkStart w:id="33" w:name="exm-name-matches-notation"/>
+    <w:bookmarkStart w:id="35" w:name="exm-name-matches-notation"/>
     <w:p>
       <w:pPr>
         <w:pStyle w:val="BodyText"/>
@@ -7773,7 +8794,7 @@
           <w:b/>
           <w:bCs/>
         </w:rPr>
-        <w:t xml:space="preserve">Example 8 (Matching a name to its notation)</w:t>
+        <w:t xml:space="preserve">Example 9 (Matching a name to its notation)</w:t>
       </w:r>
       <w:r>
         <w:t xml:space="preserve"> </w:t>
@@ -8256,7 +9277,7 @@
         <w:t xml:space="preserve">.</w:t>
       </w:r>
     </w:p>
-    <w:bookmarkEnd w:id="33"/>
+    <w:bookmarkEnd w:id="35"/>
     <w:p>
       <w:pPr>
         <w:pStyle w:val="BodyText"/>
@@ -8277,14 +9298,14 @@
         <w:t xml:space="preserve">and make them agree.</w:t>
       </w:r>
     </w:p>
-    <w:bookmarkEnd w:id="34"/>
-    <w:bookmarkStart w:id="42" w:name="using-shared-macros"/>
+    <w:bookmarkEnd w:id="36"/>
+    <w:bookmarkStart w:id="44" w:name="using-shared-macros"/>
     <w:p>
       <w:pPr>
         <w:pStyle w:val="Heading2"/>
       </w:pPr>
       <w:r>
-        <w:t xml:space="preserve">6 Using shared macros</w:t>
+        <w:t xml:space="preserve">7 Using shared macros</w:t>
       </w:r>
     </w:p>
     <w:p>
@@ -8351,7 +9372,7 @@
         <w:t xml:space="preserve">so the next document finds it.</w:t>
       </w:r>
     </w:p>
-    <w:bookmarkStart w:id="35" w:name="exm-use-shared-macro"/>
+    <w:bookmarkStart w:id="37" w:name="exm-use-shared-macro"/>
     <w:p>
       <w:pPr>
         <w:pStyle w:val="BodyText"/>
@@ -8361,7 +9382,7 @@
           <w:b/>
           <w:bCs/>
         </w:rPr>
-        <w:t xml:space="preserve">Example 9 (Using a shared macro)</w:t>
+        <w:t xml:space="preserve">Example 10 (Using a shared macro)</w:t>
       </w:r>
       <w:r>
         <w:t xml:space="preserve"> </w:t>
@@ -8436,7 +9457,7 @@
         <w:t xml:space="preserve">every document that uses the macro changes with it.</w:t>
       </w:r>
     </w:p>
-    <w:bookmarkEnd w:id="35"/>
+    <w:bookmarkEnd w:id="37"/>
     <w:p>
       <w:pPr>
         <w:pStyle w:val="BodyText"/>
@@ -8450,7 +9471,7 @@
         <w:pStyle w:val="Compact"/>
         <w:numPr>
           <w:ilvl w:val="0"/>
-          <w:numId w:val="1007"/>
+          <w:numId w:val="1009"/>
         </w:numPr>
       </w:pPr>
       <w:r>
@@ -8462,7 +9483,7 @@
         <w:pStyle w:val="Compact"/>
         <w:numPr>
           <w:ilvl w:val="0"/>
-          <w:numId w:val="1007"/>
+          <w:numId w:val="1009"/>
         </w:numPr>
       </w:pPr>
       <w:r>
@@ -8474,7 +9495,7 @@
         <w:pStyle w:val="Compact"/>
         <w:numPr>
           <w:ilvl w:val="0"/>
-          <w:numId w:val="1007"/>
+          <w:numId w:val="1009"/>
         </w:numPr>
       </w:pPr>
       <w:r>
@@ -8486,7 +9507,7 @@
         <w:pStyle w:val="Compact"/>
         <w:numPr>
           <w:ilvl w:val="0"/>
-          <w:numId w:val="1007"/>
+          <w:numId w:val="1009"/>
         </w:numPr>
       </w:pPr>
       <w:r>
@@ -8498,7 +9519,7 @@
         <w:pStyle w:val="Compact"/>
         <w:numPr>
           <w:ilvl w:val="0"/>
-          <w:numId w:val="1007"/>
+          <w:numId w:val="1009"/>
         </w:numPr>
       </w:pPr>
       <w:r>
@@ -8510,7 +9531,7 @@
         <w:pStyle w:val="Compact"/>
         <w:numPr>
           <w:ilvl w:val="0"/>
-          <w:numId w:val="1007"/>
+          <w:numId w:val="1009"/>
         </w:numPr>
       </w:pPr>
       <w:r>
@@ -8625,8 +9646,20 @@
       <w:r>
         <w:t xml:space="preserve">.</w:t>
       </w:r>
-    </w:p>
-    <w:bookmarkStart w:id="36" w:name="exm-semantic-macro-name"/>
+      <w:r>
+        <w:t xml:space="preserve"> </w:t>
+      </w:r>
+      <w:r>
+        <w:t xml:space="preserve">The only exception is a one-off symbol that fits no semantic category,</w:t>
+      </w:r>
+      <w:r>
+        <w:t xml:space="preserve"> </w:t>
+      </w:r>
+      <w:r>
+        <w:t xml:space="preserve">and the rule for Latin letters below says when that applies.</w:t>
+      </w:r>
+    </w:p>
+    <w:bookmarkStart w:id="38" w:name="exm-semantic-macro-name"/>
     <w:p>
       <w:pPr>
         <w:pStyle w:val="BodyText"/>
@@ -8636,7 +9669,7 @@
           <w:b/>
           <w:bCs/>
         </w:rPr>
-        <w:t xml:space="preserve">Example 10 (Naming a macro for its meaning)</w:t>
+        <w:t xml:space="preserve">Example 11 (Naming a macro for its meaning)</w:t>
       </w:r>
       <w:r>
         <w:t xml:space="preserve"> </w:t>
@@ -8705,7 +9738,7 @@
         <w:t xml:space="preserve">changes one line in the shared file.</w:t>
       </w:r>
     </w:p>
-    <w:bookmarkEnd w:id="36"/>
+    <w:bookmarkEnd w:id="38"/>
     <w:p>
       <w:pPr>
         <w:pStyle w:val="BodyText"/>
@@ -8827,7 +9860,7 @@
         <w:t xml:space="preserve">existing hats are converted in separate sweeps.</w:t>
       </w:r>
     </w:p>
-    <w:bookmarkStart w:id="37" w:name="exm-semantic-decorator"/>
+    <w:bookmarkStart w:id="39" w:name="exm-semantic-decorator"/>
     <w:p>
       <w:pPr>
         <w:pStyle w:val="BodyText"/>
@@ -8837,7 +9870,7 @@
           <w:b/>
           <w:bCs/>
         </w:rPr>
-        <w:t xml:space="preserve">Example 11 (Naming a decorator for its meaning)</w:t>
+        <w:t xml:space="preserve">Example 12 (Naming a decorator for its meaning)</w:t>
       </w:r>
       <w:r>
         <w:t xml:space="preserve"> </w:t>
@@ -8915,7 +9948,7 @@
         <w:t xml:space="preserve">changes.</w:t>
       </w:r>
     </w:p>
-    <w:bookmarkEnd w:id="37"/>
+    <w:bookmarkEnd w:id="39"/>
     <w:p>
       <w:pPr>
         <w:pStyle w:val="BodyText"/>
@@ -9104,7 +10137,7 @@
         <w:t xml:space="preserve">may write the font command directly.</w:t>
       </w:r>
     </w:p>
-    <w:bookmarkStart w:id="38" w:name="exm-semantic-font"/>
+    <w:bookmarkStart w:id="40" w:name="exm-semantic-font"/>
     <w:p>
       <w:pPr>
         <w:pStyle w:val="BodyText"/>
@@ -9114,7 +10147,7 @@
           <w:b/>
           <w:bCs/>
         </w:rPr>
-        <w:t xml:space="preserve">Example 12 (Naming a set for its meaning)</w:t>
+        <w:t xml:space="preserve">Example 13 (Naming a set for its meaning)</w:t>
       </w:r>
       <w:r>
         <w:t xml:space="preserve"> </w:t>
@@ -9192,13 +10225,75 @@
         <w:t xml:space="preserve">changes.</w:t>
       </w:r>
     </w:p>
-    <w:bookmarkEnd w:id="38"/>
+    <w:bookmarkEnd w:id="40"/>
     <w:p>
       <w:pPr>
         <w:pStyle w:val="BodyText"/>
       </w:pPr>
       <w:r>
-        <w:t xml:space="preserve">Latin letters with a fixed role follow the same rule.</w:t>
+        <w:t xml:space="preserve">Latin letters follow the same rule, with the same single exception for letters of either alphabet.</w:t>
+      </w:r>
+      <w:r>
+        <w:t xml:space="preserve"> </w:t>
+      </w:r>
+      <w:r>
+        <w:t xml:space="preserve">Outside a passage that discusses the notation itself,</w:t>
+      </w:r>
+      <w:r>
+        <w:t xml:space="preserve"> </w:t>
+      </w:r>
+      <w:r>
+        <w:t xml:space="preserve">do not write a literal Latin or Greek letter in a math expression.</w:t>
+      </w:r>
+      <w:r>
+        <w:t xml:space="preserve"> </w:t>
+      </w:r>
+      <w:r>
+        <w:t xml:space="preserve">The exception is a one-off symbol that fits no semantic category.</w:t>
+      </w:r>
+      <w:r>
+        <w:t xml:space="preserve"> </w:t>
+      </w:r>
+      <w:r>
+        <w:t xml:space="preserve">The shared macros already name outcome variables, covariates and generic parameters,</w:t>
+      </w:r>
+      <w:r>
+        <w:t xml:space="preserve"> </w:t>
+      </w:r>
+      <w:r>
+        <w:t xml:space="preserve">so a one-off should almost never be needed.</w:t>
+      </w:r>
+      <w:r>
+        <w:t xml:space="preserve"> </w:t>
+      </w:r>
+      <w:r>
+        <w:t xml:space="preserve">When a symbol has a category but no macro, add the macro to the shared file first.</w:t>
+      </w:r>
+      <w:r>
+        <w:t xml:space="preserve"> </w:t>
+      </w:r>
+      <w:r>
+        <w:t xml:space="preserve">New macros always go in the group’s shared macros repository,</w:t>
+      </w:r>
+      <w:r>
+        <w:t xml:space="preserve"> </w:t>
+      </w:r>
+      <w:r>
+        <w:t xml:space="preserve">never in a repository that applies them,</w:t>
+      </w:r>
+      <w:r>
+        <w:t xml:space="preserve"> </w:t>
+      </w:r>
+      <w:r>
+        <w:t xml:space="preserve">unless that repository explicitly overrides the default meaning of one specific macro.</w:t>
+      </w:r>
+    </w:p>
+    <w:p>
+      <w:pPr>
+        <w:pStyle w:val="BodyText"/>
+      </w:pPr>
+      <w:r>
+        <w:t xml:space="preserve">Latin letters with a fixed role show the rule.</w:t>
       </w:r>
       <w:r>
         <w:t xml:space="preserve"> </w:t>
@@ -9212,7 +10307,7 @@
         <w:pStyle w:val="Compact"/>
         <w:numPr>
           <w:ilvl w:val="0"/>
-          <w:numId w:val="1008"/>
+          <w:numId w:val="1010"/>
         </w:numPr>
       </w:pPr>
       <w:r>
@@ -9245,7 +10340,7 @@
         <w:pStyle w:val="Compact"/>
         <w:numPr>
           <w:ilvl w:val="0"/>
-          <w:numId w:val="1008"/>
+          <w:numId w:val="1010"/>
         </w:numPr>
       </w:pPr>
       <w:r>
@@ -9266,7 +10361,7 @@
         <w:pStyle w:val="Compact"/>
         <w:numPr>
           <w:ilvl w:val="0"/>
-          <w:numId w:val="1008"/>
+          <w:numId w:val="1010"/>
         </w:numPr>
       </w:pPr>
       <w:r>
@@ -9299,7 +10394,7 @@
         <w:pStyle w:val="Compact"/>
         <w:numPr>
           <w:ilvl w:val="0"/>
-          <w:numId w:val="1008"/>
+          <w:numId w:val="1010"/>
         </w:numPr>
       </w:pPr>
       <w:r>
@@ -9320,7 +10415,7 @@
         <w:pStyle w:val="Compact"/>
         <w:numPr>
           <w:ilvl w:val="0"/>
-          <w:numId w:val="1008"/>
+          <w:numId w:val="1010"/>
         </w:numPr>
       </w:pPr>
       <w:r>
@@ -9499,7 +10594,7 @@
         <w:t xml:space="preserve">.</w:t>
       </w:r>
     </w:p>
-    <w:bookmarkStart w:id="39" w:name="exm-semantic-latin-letter"/>
+    <w:bookmarkStart w:id="41" w:name="exm-semantic-latin-letter"/>
     <w:p>
       <w:pPr>
         <w:pStyle w:val="BodyText"/>
@@ -9509,7 +10604,7 @@
           <w:b/>
           <w:bCs/>
         </w:rPr>
-        <w:t xml:space="preserve">Example 13 (Naming a variable for its role)</w:t>
+        <w:t xml:space="preserve">Example 14 (Naming a variable for its role)</w:t>
       </w:r>
       <w:r>
         <w:t xml:space="preserve"> </w:t>
@@ -9589,7 +10684,7 @@
         <w:t xml:space="preserve">which letter is the outcome and which is the residual.</w:t>
       </w:r>
     </w:p>
-    <w:bookmarkEnd w:id="39"/>
+    <w:bookmarkEnd w:id="41"/>
     <w:p>
       <w:pPr>
         <w:pStyle w:val="BodyText"/>
@@ -9616,7 +10711,7 @@
         <w:t xml:space="preserve">and a reader sees which quantity it is about.</w:t>
       </w:r>
     </w:p>
-    <w:bookmarkStart w:id="40" w:name="exm-named-quantity"/>
+    <w:bookmarkStart w:id="42" w:name="exm-named-quantity"/>
     <w:p>
       <w:pPr>
         <w:pStyle w:val="BodyText"/>
@@ -9626,7 +10721,7 @@
           <w:b/>
           <w:bCs/>
         </w:rPr>
-        <w:t xml:space="preserve">Example 14 (Writing a named quantity by its name)</w:t>
+        <w:t xml:space="preserve">Example 15 (Writing a named quantity by its name)</w:t>
       </w:r>
       <w:r>
         <w:t xml:space="preserve"> </w:t>
@@ -9728,7 +10823,7 @@
         <w:t xml:space="preserve">and it names the quantity the gradient depends on.</w:t>
       </w:r>
     </w:p>
-    <w:bookmarkEnd w:id="40"/>
+    <w:bookmarkEnd w:id="42"/>
     <w:p>
       <w:pPr>
         <w:pStyle w:val="BodyText"/>
@@ -9890,7 +10985,7 @@
         <w:t xml:space="preserve">are not delimiters.</w:t>
       </w:r>
     </w:p>
-    <w:bookmarkStart w:id="41" w:name="exm-semantic-delimiter"/>
+    <w:bookmarkStart w:id="43" w:name="exm-semantic-delimiter"/>
     <w:p>
       <w:pPr>
         <w:pStyle w:val="BodyText"/>
@@ -9900,7 +10995,7 @@
           <w:b/>
           <w:bCs/>
         </w:rPr>
-        <w:t xml:space="preserve">Example 15 (Letting the macro size the bracket)</w:t>
+        <w:t xml:space="preserve">Example 16 (Letting the macro size the bracket)</w:t>
       </w:r>
       <w:r>
         <w:t xml:space="preserve"> </w:t>
@@ -9969,15 +11064,262 @@
         <w:t xml:space="preserve">edits one definition in the shared file.</w:t>
       </w:r>
     </w:p>
-    <w:bookmarkEnd w:id="41"/>
-    <w:bookmarkEnd w:id="42"/>
-    <w:bookmarkStart w:id="44" w:name="writing-dot-products"/>
+    <w:bookmarkEnd w:id="43"/>
+    <w:bookmarkEnd w:id="44"/>
+    <w:bookmarkStart w:id="47" w:name="making-expressions-concise"/>
     <w:p>
       <w:pPr>
         <w:pStyle w:val="Heading2"/>
       </w:pPr>
       <w:r>
-        <w:t xml:space="preserve">7 Writing dot products</w:t>
+        <w:t xml:space="preserve">8 Making expressions concise</w:t>
+      </w:r>
+    </w:p>
+    <w:p>
+      <w:pPr>
+        <w:pStyle w:val="FirstParagraph"/>
+      </w:pPr>
+      <w:r>
+        <w:t xml:space="preserve">Make each expression as concise as possible.</w:t>
+      </w:r>
+      <w:r>
+        <w:t xml:space="preserve"> </w:t>
+      </w:r>
+      <w:r>
+        <w:t xml:space="preserve">The less clutter an expression has, the easier it is to read.</w:t>
+      </w:r>
+      <w:r>
+        <w:t xml:space="preserve"> </w:t>
+      </w:r>
+      <w:r>
+        <w:t xml:space="preserve">This is one case of</w:t>
+      </w:r>
+      <w:r>
+        <w:t xml:space="preserve"> </w:t>
+      </w:r>
+      <w:hyperlink r:id="rId45">
+        <w:r>
+          <w:rPr>
+            <w:rStyle w:val="Hyperlink"/>
+          </w:rPr>
+          <w:t xml:space="preserve">building every unit from smaller atomic units</w:t>
+        </w:r>
+      </w:hyperlink>
+      <w:r>
+        <w:t xml:space="preserve">.</w:t>
+      </w:r>
+    </w:p>
+    <w:p>
+      <w:pPr>
+        <w:pStyle w:val="BodyText"/>
+      </w:pPr>
+      <w:r>
+        <w:t xml:space="preserve">Before you finish a definition, theorem or proof,</w:t>
+      </w:r>
+      <w:r>
+        <w:t xml:space="preserve"> </w:t>
+      </w:r>
+      <w:r>
+        <w:t xml:space="preserve">scan it for a sub-expression that is written out in full</w:t>
+      </w:r>
+      <w:r>
+        <w:t xml:space="preserve"> </w:t>
+      </w:r>
+      <w:r>
+        <w:t xml:space="preserve">more than once,</w:t>
+      </w:r>
+      <w:r>
+        <w:t xml:space="preserve"> </w:t>
+      </w:r>
+      <w:r>
+        <w:t xml:space="preserve">or that is a conceptually coherent chunk</w:t>
+      </w:r>
+      <w:r>
+        <w:t xml:space="preserve"> </w:t>
+      </w:r>
+      <w:r>
+        <w:t xml:space="preserve">even if it appears only once,</w:t>
+      </w:r>
+      <w:r>
+        <w:t xml:space="preserve"> </w:t>
+      </w:r>
+      <w:r>
+        <w:t xml:space="preserve">such as the prediction error (the fitted value minus the outcome)</w:t>
+      </w:r>
+      <w:r>
+        <w:t xml:space="preserve"> </w:t>
+      </w:r>
+      <w:r>
+        <w:t xml:space="preserve">or the loss of a prediction on one observation.</w:t>
+      </w:r>
+      <w:r>
+        <w:t xml:space="preserve"> </w:t>
+      </w:r>
+      <w:r>
+        <w:t xml:space="preserve">Give the chunk a name and a macro,</w:t>
+      </w:r>
+      <w:r>
+        <w:t xml:space="preserve"> </w:t>
+      </w:r>
+      <w:r>
+        <w:t xml:space="preserve">and write the macro everywhere the chunk appears.</w:t>
+      </w:r>
+    </w:p>
+    <w:bookmarkStart w:id="46" w:name="exm-concise-expression"/>
+    <w:p>
+      <w:pPr>
+        <w:pStyle w:val="BodyText"/>
+      </w:pPr>
+      <w:r>
+        <w:rPr>
+          <w:b/>
+          <w:bCs/>
+        </w:rPr>
+        <w:t xml:space="preserve">Example 17 (Naming a repeated chunk)</w:t>
+      </w:r>
+      <w:r>
+        <w:t xml:space="preserve"> </w:t>
+      </w:r>
+      <w:r>
+        <w:t xml:space="preserve"> </w:t>
+      </w:r>
+    </w:p>
+    <w:p>
+      <w:pPr>
+        <w:pStyle w:val="BlockText"/>
+      </w:pPr>
+      <w:r>
+        <w:t xml:space="preserve">❌ Source:</w:t>
+      </w:r>
+      <w:r>
+        <w:t xml:space="preserve"> </w:t>
+      </w:r>
+      <w:r>
+        <w:rPr>
+          <w:rStyle w:val="VerbatimChar"/>
+        </w:rPr>
+        <w:t xml:space="preserve">The loss is $\frac{1}{n} \sum_{i=1}^n \paren{\eoutvar_i - \outvar_i}^2$, and its derivative is $\frac{2}{n} \sum_{i=1}^n \paren{\eoutvar_i - \outvar_i} \predvar_i$.</w:t>
+      </w:r>
+    </w:p>
+    <w:p>
+      <w:pPr>
+        <w:pStyle w:val="BlockText"/>
+      </w:pPr>
+      <w:r>
+        <w:t xml:space="preserve">✅ Source:</w:t>
+      </w:r>
+      <w:r>
+        <w:t xml:space="preserve"> </w:t>
+      </w:r>
+      <w:r>
+        <w:rPr>
+          <w:rStyle w:val="VerbatimChar"/>
+        </w:rPr>
+        <w:t xml:space="preserve">The loss is $\frac{1}{n} \sum_{i=1}^n \prederr_i^2$, and its derivative is $\frac{2}{n} \sum_{i=1}^n \prederr_i \predvar_i$.</w:t>
+      </w:r>
+    </w:p>
+    <w:p>
+      <w:pPr>
+        <w:pStyle w:val="FirstParagraph"/>
+      </w:pPr>
+      <w:r>
+        <w:t xml:space="preserve">Both versions print the same quantities.</w:t>
+      </w:r>
+      <w:r>
+        <w:t xml:space="preserve"> </w:t>
+      </w:r>
+      <w:r>
+        <w:t xml:space="preserve">The ❌ version writes the difference</w:t>
+      </w:r>
+      <w:r>
+        <w:t xml:space="preserve"> </w:t>
+      </w:r>
+      <w:r>
+        <w:rPr>
+          <w:rStyle w:val="VerbatimChar"/>
+        </w:rPr>
+        <w:t xml:space="preserve">\eoutvar_i - \outvar_i</w:t>
+      </w:r>
+      <w:r>
+        <w:t xml:space="preserve"> </w:t>
+      </w:r>
+      <w:r>
+        <w:t xml:space="preserve">out twice.</w:t>
+      </w:r>
+      <w:r>
+        <w:t xml:space="preserve"> </w:t>
+      </w:r>
+      <w:r>
+        <w:t xml:space="preserve">The ✅ version names it once, as the prediction error,</w:t>
+      </w:r>
+      <w:r>
+        <w:t xml:space="preserve"> </w:t>
+      </w:r>
+      <w:r>
+        <w:t xml:space="preserve">and each formula shows at a glance what it is built from.</w:t>
+      </w:r>
+    </w:p>
+    <w:bookmarkEnd w:id="46"/>
+    <w:p>
+      <w:pPr>
+        <w:pStyle w:val="BodyText"/>
+      </w:pPr>
+      <w:r>
+        <w:t xml:space="preserve">Add the macro to the shared macro file before you use it,</w:t>
+      </w:r>
+      <w:r>
+        <w:t xml:space="preserve"> </w:t>
+      </w:r>
+      <w:r>
+        <w:t xml:space="preserve">never as a local macro in one document</w:t>
+      </w:r>
+      <w:r>
+        <w:t xml:space="preserve"> </w:t>
+      </w:r>
+      <w:r>
+        <w:t xml:space="preserve">(see</w:t>
+      </w:r>
+      <w:r>
+        <w:t xml:space="preserve"> </w:t>
+      </w:r>
+      <w:hyperlink w:anchor="using-shared-macros">
+        <w:r>
+          <w:rPr>
+            <w:rStyle w:val="Hyperlink"/>
+          </w:rPr>
+          <w:t xml:space="preserve">Using shared macros</w:t>
+        </w:r>
+      </w:hyperlink>
+      <w:r>
+        <w:t xml:space="preserve">),</w:t>
+      </w:r>
+      <w:r>
+        <w:t xml:space="preserve"> </w:t>
+      </w:r>
+      <w:r>
+        <w:t xml:space="preserve">and record its meaning in that file’s</w:t>
+      </w:r>
+      <w:r>
+        <w:t xml:space="preserve"> </w:t>
+      </w:r>
+      <w:r>
+        <w:rPr>
+          <w:rStyle w:val="VerbatimChar"/>
+        </w:rPr>
+        <w:t xml:space="preserve">interpretations.tsv</w:t>
+      </w:r>
+      <w:r>
+        <w:t xml:space="preserve">.</w:t>
+      </w:r>
+    </w:p>
+    <w:bookmarkEnd w:id="47"/>
+    <w:bookmarkStart w:id="49" w:name="writing-dot-products"/>
+    <w:p>
+      <w:pPr>
+        <w:pStyle w:val="Heading2"/>
+      </w:pPr>
+      <w:r>
+        <w:t xml:space="preserve">9 Writing dot products</w:t>
       </w:r>
     </w:p>
     <w:p>
@@ -10144,7 +11486,7 @@
         <w:t xml:space="preserve">and to work out that the result is a single number.</w:t>
       </w:r>
     </w:p>
-    <w:bookmarkStart w:id="43" w:name="exm-dot-product"/>
+    <w:bookmarkStart w:id="48" w:name="exm-dot-product"/>
     <w:p>
       <w:pPr>
         <w:pStyle w:val="BodyText"/>
@@ -10154,7 +11496,7 @@
           <w:b/>
           <w:bCs/>
         </w:rPr>
-        <w:t xml:space="preserve">Example 16 (Writing a dot product)</w:t>
+        <w:t xml:space="preserve">Example 18 (Writing a dot product)</w:t>
       </w:r>
       <w:r>
         <w:t xml:space="preserve"> </w:t>
@@ -10373,7 +11715,7 @@
         <w:t xml:space="preserve">.</w:t>
       </w:r>
     </w:p>
-    <w:bookmarkEnd w:id="43"/>
+    <w:bookmarkEnd w:id="48"/>
     <w:p>
       <w:pPr>
         <w:pStyle w:val="BodyText"/>
@@ -10387,7 +11729,7 @@
         <w:pStyle w:val="Compact"/>
         <w:numPr>
           <w:ilvl w:val="0"/>
-          <w:numId w:val="1009"/>
+          <w:numId w:val="1011"/>
         </w:numPr>
       </w:pPr>
       <w:r>
@@ -10422,7 +11764,7 @@
         <w:pStyle w:val="Compact"/>
         <w:numPr>
           <w:ilvl w:val="0"/>
-          <w:numId w:val="1009"/>
+          <w:numId w:val="1011"/>
         </w:numPr>
       </w:pPr>
       <w:r>
@@ -10471,7 +11813,7 @@
         <w:pStyle w:val="Compact"/>
         <w:numPr>
           <w:ilvl w:val="0"/>
-          <w:numId w:val="1009"/>
+          <w:numId w:val="1011"/>
         </w:numPr>
       </w:pPr>
       <w:r>
@@ -10532,14 +11874,14 @@
         <w:t xml:space="preserve">such as a definition of an inner product space.</w:t>
       </w:r>
     </w:p>
-    <w:bookmarkEnd w:id="44"/>
-    <w:bookmarkStart w:id="47" w:name="writing-out-notational-shorthands"/>
+    <w:bookmarkEnd w:id="49"/>
+    <w:bookmarkStart w:id="52" w:name="writing-out-notational-shorthands"/>
     <w:p>
       <w:pPr>
         <w:pStyle w:val="Heading2"/>
       </w:pPr>
       <w:r>
-        <w:t xml:space="preserve">8 Writing out notational shorthands</w:t>
+        <w:t xml:space="preserve">10 Writing out notational shorthands</w:t>
       </w:r>
     </w:p>
     <w:p>
@@ -10972,7 +12314,7 @@
       <w:r>
         <w:t xml:space="preserve"> </w:t>
       </w:r>
-      <w:hyperlink r:id="rId45">
+      <w:hyperlink r:id="rId50">
         <w:r>
           <w:rPr>
             <w:rStyle w:val="Hyperlink"/>
@@ -11013,7 +12355,7 @@
         <w:t xml:space="preserve">catalogs common shorthands and their full forms.</w:t>
       </w:r>
     </w:p>
-    <w:bookmarkStart w:id="46" w:name="exm-notational-shorthand"/>
+    <w:bookmarkStart w:id="51" w:name="exm-notational-shorthand"/>
     <w:p>
       <w:pPr>
         <w:pStyle w:val="BodyText"/>
@@ -11023,7 +12365,7 @@
           <w:b/>
           <w:bCs/>
         </w:rPr>
-        <w:t xml:space="preserve">Example 17 (Writing out the limits of a sum and the range of an index)</w:t>
+        <w:t xml:space="preserve">Example 19 (Writing out the limits of a sum and the range of an index)</w:t>
       </w:r>
       <w:r>
         <w:t xml:space="preserve"> </w:t>
@@ -11580,15 +12922,15 @@
         <w:t xml:space="preserve">observations.</w:t>
       </w:r>
     </w:p>
-    <w:bookmarkEnd w:id="46"/>
-    <w:bookmarkEnd w:id="47"/>
-    <w:bookmarkStart w:id="49" w:name="stating-assumptions-before-using-them"/>
+    <w:bookmarkEnd w:id="51"/>
+    <w:bookmarkEnd w:id="52"/>
+    <w:bookmarkStart w:id="54" w:name="stating-assumptions-before-using-them"/>
     <w:p>
       <w:pPr>
         <w:pStyle w:val="Heading2"/>
       </w:pPr>
       <w:r>
-        <w:t xml:space="preserve">9 Stating assumptions before using them</w:t>
+        <w:t xml:space="preserve">11 Stating assumptions before using them</w:t>
       </w:r>
     </w:p>
     <w:p>
@@ -11642,7 +12984,7 @@
         <w:pStyle w:val="Compact"/>
         <w:numPr>
           <w:ilvl w:val="0"/>
-          <w:numId w:val="1010"/>
+          <w:numId w:val="1012"/>
         </w:numPr>
       </w:pPr>
       <w:r>
@@ -11680,7 +13022,7 @@
         <w:pStyle w:val="Compact"/>
         <w:numPr>
           <w:ilvl w:val="0"/>
-          <w:numId w:val="1010"/>
+          <w:numId w:val="1012"/>
         </w:numPr>
       </w:pPr>
       <w:r>
@@ -11692,7 +13034,7 @@
         <w:pStyle w:val="Compact"/>
         <w:numPr>
           <w:ilvl w:val="0"/>
-          <w:numId w:val="1010"/>
+          <w:numId w:val="1012"/>
         </w:numPr>
       </w:pPr>
       <w:r>
@@ -11704,7 +13046,7 @@
         <w:pStyle w:val="Compact"/>
         <w:numPr>
           <w:ilvl w:val="0"/>
-          <w:numId w:val="1010"/>
+          <w:numId w:val="1012"/>
         </w:numPr>
       </w:pPr>
       <w:r>
@@ -11772,7 +13114,7 @@
         <w:t xml:space="preserve">cite it in the justification on that line.</w:t>
       </w:r>
     </w:p>
-    <w:bookmarkStart w:id="48" w:name="exm-assumptions-first"/>
+    <w:bookmarkStart w:id="53" w:name="exm-assumptions-first"/>
     <w:p>
       <w:pPr>
         <w:pStyle w:val="BodyText"/>
@@ -11782,7 +13124,7 @@
           <w:b/>
           <w:bCs/>
         </w:rPr>
-        <w:t xml:space="preserve">Example 18 (Stating the restriction on</w:t>
+        <w:t xml:space="preserve">Example 20 (Stating the restriction on</w:t>
       </w:r>
       <w:r>
         <w:rPr>
@@ -12454,8 +13796,8 @@
         <w:t xml:space="preserve">and the justification says exactly where the condition is used.</w:t>
       </w:r>
     </w:p>
-    <w:bookmarkEnd w:id="48"/>
-    <w:bookmarkEnd w:id="49"/>
+    <w:bookmarkEnd w:id="53"/>
+    <w:bookmarkEnd w:id="54"/>
     <w:sectPr>
       <w:footnotePr>
         <w:numRestart w:val="eachSect"/>
@@ -12812,6 +14154,12 @@
     <w:abstractNumId w:val="991"/>
   </w:num>
   <w:num w:numId="1010">
+    <w:abstractNumId w:val="991"/>
+  </w:num>
+  <w:num w:numId="1011">
+    <w:abstractNumId w:val="991"/>
+  </w:num>
+  <w:num w:numId="1012">
     <w:abstractNumId w:val="991"/>
   </w:num>
 </w:numbering>
